--- a/cv/Richard_Kwaku_Opoku_CV.docx
+++ b/cv/Richard_Kwaku_Opoku_CV.docx
@@ -1343,7 +1343,7 @@
               <w:rPr>
                 <w:rFonts w:ascii="Tahoma" w:hAnsi="Tahoma" w:cs="Tahoma"/>
               </w:rPr>
-              <w:t xml:space="preserve">Full-Stack Developer  |  kai-rova.vercel.app</w:t>
+              <w:t xml:space="preserve">Full-Stack Developer  |  kairovaclothing.com</w:t>
             </w:r>
           </w:p>
           <w:p>
